--- a/Angebot_11_07_2026_Frau_Machleb_Juana.docx
+++ b/Angebot_11_07_2026_Frau_Machleb_Juana.docx
@@ -4,7 +4,7 @@
   <w:body>
     <w:tbl>
       <w:tblPr>
-        <w:tblW w:w="9317" w:type="dxa"/>
+        <w:tblW w:w="9155" w:type="dxa"/>
         <w:tblLayout w:type="fixed"/>
         <w:tblCellMar>
           <w:left w:w="0" w:type="dxa"/>
@@ -13,19 +13,20 @@
         <w:tblLook w:val="0000" w:firstRow="0" w:lastRow="0" w:firstColumn="0" w:lastColumn="0" w:noHBand="0" w:noVBand="0"/>
       </w:tblPr>
       <w:tblGrid>
-        <w:gridCol w:w="5670"/>
-        <w:gridCol w:w="265"/>
-        <w:gridCol w:w="3382"/>
+        <w:gridCol w:w="5655"/>
+        <w:gridCol w:w="2244"/>
+        <w:gridCol w:w="1256"/>
       </w:tblGrid>
       <w:tr>
         <w:trPr>
+          <w:gridAfter w:val="1"/>
+          <w:wAfter w:w="1256" w:type="dxa"/>
           <w:cantSplit/>
           <w:trHeight w:hRule="exact" w:val="235"/>
         </w:trPr>
         <w:tc>
           <w:tcPr>
-            <w:tcW w:w="5935" w:type="dxa"/>
-            <w:gridSpan w:val="2"/>
+            <w:tcW w:w="5655" w:type="dxa"/>
           </w:tcPr>
           <w:p>
             <w:pPr>
@@ -48,8 +49,7 @@
         </w:tc>
         <w:tc>
           <w:tcPr>
-            <w:tcW w:w="3382" w:type="dxa"/>
-            <w:vMerge w:val="restart"/>
+            <w:tcW w:w="2244" w:type="dxa"/>
             <w:tcMar>
               <w:right w:w="0" w:type="dxa"/>
             </w:tcMar>
@@ -63,6 +63,15 @@
                 <w:lang w:val="de-DE"/>
               </w:rPr>
             </w:pPr>
+            <w:r>
+              <w:rPr>
+                <w:rFonts w:cs="Calibri"/>
+                <w:sz w:val="18"/>
+                <w:szCs w:val="18"/>
+                <w:lang w:val="de-DE"/>
+              </w:rPr>
+              <w:t xml:space="preserve">          </w:t>
+            </w:r>
             <w:r>
               <w:rPr>
                 <w:rFonts w:cs="Calibri"/>
@@ -170,7 +179,7 @@
         </w:trPr>
         <w:tc>
           <w:tcPr>
-            <w:tcW w:w="5670" w:type="dxa"/>
+            <w:tcW w:w="5655" w:type="dxa"/>
           </w:tcPr>
           <w:p>
             <w:pPr>
@@ -185,39 +194,105 @@
                 <w:lang w:val="de-DE"/>
               </w:rPr>
             </w:pPr>
-          </w:p>
-          <w:p>
-            <w:pPr>
-              <w:rPr>
-                <w:lang w:val="de-DE"/>
-              </w:rPr>
-            </w:pPr>
-            <w:r>
-              <w:rPr>
-                <w:lang w:val="de-DE"/>
-              </w:rPr>
-              <w:t xml:space="preserve">Juana Machleb</w:t>
+            <w:r>
+              <w:rPr>
+                <w:lang w:val="de-DE"/>
+              </w:rPr>
+              <w:t>Juana Machleb</w:t>
             </w:r>
             <w:r>
               <w:rPr>
                 <w:lang w:val="de-DE"/>
               </w:rPr>
               <w:br/>
-              <w:t xml:space="preserve">Am Hang 23</w:t>
+              <w:t>Am Hang 23</w:t>
             </w:r>
             <w:r>
               <w:rPr>
                 <w:lang w:val="de-DE"/>
               </w:rPr>
               <w:br/>
-              <w:t xml:space="preserve">21502 Geesthacht</w:t>
+              <w:t>21502 Geesthacht</w:t>
             </w:r>
           </w:p>
         </w:tc>
         <w:tc>
           <w:tcPr>
-            <w:tcW w:w="265" w:type="dxa"/>
+            <w:tcW w:w="2244" w:type="dxa"/>
           </w:tcPr>
+          <w:p>
+            <w:pPr>
+              <w:rPr>
+                <w:rFonts w:cs="Calibri"/>
+                <w:lang w:val="de-DE"/>
+              </w:rPr>
+            </w:pPr>
+            <w:r>
+              <w:rPr>
+                <w:rFonts w:cs="Calibri"/>
+                <w:lang w:val="de-DE"/>
+              </w:rPr>
+              <w:t xml:space="preserve">        </w:t>
+            </w:r>
+            <w:r>
+              <w:rPr>
+                <w:rFonts w:cs="Calibri"/>
+                <w:lang w:val="de-DE"/>
+              </w:rPr>
+              <w:t>Fährstraße</w:t>
+            </w:r>
+            <w:r>
+              <w:rPr>
+                <w:rFonts w:cs="Calibri"/>
+                <w:lang w:val="de-DE"/>
+              </w:rPr>
+              <w:t xml:space="preserve"> 12</w:t>
+            </w:r>
+          </w:p>
+          <w:p>
+            <w:pPr>
+              <w:rPr>
+                <w:rFonts w:cs="Calibri"/>
+                <w:lang w:val="de-DE"/>
+              </w:rPr>
+            </w:pPr>
+            <w:r>
+              <w:rPr>
+                <w:rFonts w:cs="Calibri"/>
+                <w:lang w:val="de-DE"/>
+              </w:rPr>
+              <w:t xml:space="preserve">       </w:t>
+            </w:r>
+            <w:r>
+              <w:rPr>
+                <w:rFonts w:cs="Calibri"/>
+                <w:lang w:val="de-DE"/>
+              </w:rPr>
+              <w:t>21502 Geesthacht</w:t>
+            </w:r>
+          </w:p>
+          <w:p>
+            <w:pPr>
+              <w:rPr>
+                <w:rFonts w:cs="Calibri"/>
+                <w:lang w:val="de-DE"/>
+              </w:rPr>
+            </w:pPr>
+            <w:r>
+              <w:rPr>
+                <w:rFonts w:cs="Calibri"/>
+                <w:lang w:val="de-DE"/>
+              </w:rPr>
+              <w:t xml:space="preserve">     </w:t>
+            </w:r>
+            <w:r>
+              <w:rPr>
+                <w:rFonts w:cs="Calibri"/>
+                <w:lang w:val="de-DE"/>
+              </w:rPr>
+              <w:t>+49 157 37 00 91 07</w:t>
+            </w:r>
+          </w:p>
           <w:p>
             <w:pPr>
               <w:rPr>
@@ -229,8 +304,7 @@
         </w:tc>
         <w:tc>
           <w:tcPr>
-            <w:tcW w:w="3382" w:type="dxa"/>
-            <w:vMerge/>
+            <w:tcW w:w="1256" w:type="dxa"/>
             <w:tcMar>
               <w:right w:w="0" w:type="dxa"/>
             </w:tcMar>
@@ -253,44 +327,21 @@
         </w:trPr>
         <w:tc>
           <w:tcPr>
-            <w:tcW w:w="5670" w:type="dxa"/>
+            <w:tcW w:w="5655" w:type="dxa"/>
           </w:tcPr>
-          <w:p>
-            <w:pPr>
-              <w:spacing w:after="120"/>
-              <w:rPr>
-                <w:b/>
-              </w:rPr>
-            </w:pPr>
-          </w:p>
-          <w:p>
-            <w:pPr>
-              <w:spacing w:after="120"/>
-              <w:rPr>
-                <w:b/>
-              </w:rPr>
-            </w:pPr>
-          </w:p>
-          <w:p>
-            <w:pPr>
-              <w:spacing w:after="120"/>
-              <w:rPr>
-                <w:b/>
-              </w:rPr>
-            </w:pPr>
-          </w:p>
           <w:p>
             <w:pPr>
               <w:spacing w:after="120"/>
               <w:rPr>
                 <w:rFonts w:ascii="Times New Roman" w:hAnsi="Times New Roman"/>
                 <w:sz w:val="24"/>
-                <w:lang w:eastAsia="en-US"/>
+                <w:lang w:val="de-DE" w:eastAsia="en-US"/>
               </w:rPr>
             </w:pPr>
             <w:r>
               <w:rPr>
                 <w:b/>
+                <w:lang w:val="de-DE"/>
               </w:rPr>
               <w:t>ANGEBOT</w:t>
             </w:r>
@@ -308,7 +359,7 @@
                 <w:b/>
                 <w:lang w:val="de-DE"/>
               </w:rPr>
-              <w:t xml:space="preserve">Sehr geehrte Frau Machleb,</w:t>
+              <w:t>Sehr geehrte Frau Machleb,</w:t>
             </w:r>
           </w:p>
           <w:p>
@@ -330,7 +381,7 @@
         </w:tc>
         <w:tc>
           <w:tcPr>
-            <w:tcW w:w="265" w:type="dxa"/>
+            <w:tcW w:w="2244" w:type="dxa"/>
           </w:tcPr>
           <w:p>
             <w:pPr>
@@ -339,11 +390,18 @@
                 <w:lang w:val="de-DE"/>
               </w:rPr>
             </w:pPr>
+            <w:r>
+              <w:rPr>
+                <w:rFonts w:cs="Calibri"/>
+                <w:lang w:val="de-DE"/>
+              </w:rPr>
+              <w:t xml:space="preserve">          11.07.2026</w:t>
+            </w:r>
           </w:p>
         </w:tc>
         <w:tc>
           <w:tcPr>
-            <w:tcW w:w="3382" w:type="dxa"/>
+            <w:tcW w:w="1256" w:type="dxa"/>
             <w:tcMar>
               <w:right w:w="0" w:type="dxa"/>
             </w:tcMar>
@@ -355,13 +413,6 @@
                 <w:lang w:val="de-DE"/>
               </w:rPr>
             </w:pPr>
-            <w:r>
-              <w:rPr>
-                <w:rFonts w:cs="Calibri"/>
-                <w:lang w:val="de-DE"/>
-              </w:rPr>
-              <w:t xml:space="preserve">11.07.2026</w:t>
-            </w:r>
           </w:p>
           <w:p>
             <w:pPr>
@@ -606,9 +657,6 @@
             <w:pPr>
               <w:jc w:val="center"/>
             </w:pPr>
-            <w:r>
-              <w:t xml:space="preserve">1</w:t>
-            </w:r>
           </w:p>
         </w:tc>
         <w:tc>
@@ -623,9 +671,11 @@
             <w:vAlign w:val="center"/>
           </w:tcPr>
           <w:p>
-            <w:r>
-              <w:t xml:space="preserve">Leistungbeschreibung</w:t>
-            </w:r>
+            <w:pPr>
+              <w:rPr>
+                <w:lang w:val="de-DE"/>
+              </w:rPr>
+            </w:pPr>
           </w:p>
         </w:tc>
         <w:tc>
@@ -644,7 +694,7 @@
               <w:jc w:val="center"/>
             </w:pPr>
             <w:r>
-              <w:t xml:space="preserve">1</w:t>
+              <w:t>1</w:t>
             </w:r>
           </w:p>
         </w:tc>
@@ -664,7 +714,7 @@
               <w:jc w:val="right"/>
             </w:pPr>
             <w:r>
-              <w:t xml:space="preserve">3,000.00 €</w:t>
+              <w:t>3,000.00 €</w:t>
             </w:r>
           </w:p>
         </w:tc>
@@ -685,7 +735,7 @@
               <w:jc w:val="right"/>
             </w:pPr>
             <w:r>
-              <w:t xml:space="preserve">3,000.00 €</w:t>
+              <w:t>3,000.00 €</w:t>
             </w:r>
           </w:p>
         </w:tc>
@@ -711,7 +761,7 @@
               <w:jc w:val="center"/>
             </w:pPr>
             <w:r>
-              <w:t xml:space="preserve"/>
+              <w:t>1</w:t>
             </w:r>
           </w:p>
         </w:tc>
@@ -726,7 +776,138 @@
             </w:tcBorders>
             <w:vAlign w:val="center"/>
           </w:tcPr>
-          <w:p/>
+          <w:p>
+            <w:pPr>
+              <w:rPr>
+                <w:lang w:val="de-DE"/>
+              </w:rPr>
+            </w:pPr>
+            <w:r>
+              <w:rPr>
+                <w:lang w:val="de-DE"/>
+              </w:rPr>
+              <w:t>Materialliste:</w:t>
+            </w:r>
+          </w:p>
+          <w:p>
+            <w:pPr>
+              <w:rPr>
+                <w:lang w:val="de-DE"/>
+              </w:rPr>
+            </w:pPr>
+            <w:r>
+              <w:rPr>
+                <w:lang w:val="de-DE"/>
+              </w:rPr>
+              <w:t xml:space="preserve"> </w:t>
+            </w:r>
+            <w:r>
+              <w:rPr>
+                <w:lang w:val="de-DE"/>
+              </w:rPr>
+              <w:t>8  Betonstufen (1m)</w:t>
+            </w:r>
+          </w:p>
+          <w:p>
+            <w:pPr>
+              <w:rPr>
+                <w:lang w:val="de-DE"/>
+              </w:rPr>
+            </w:pPr>
+            <w:r>
+              <w:rPr>
+                <w:lang w:val="de-DE"/>
+              </w:rPr>
+              <w:t xml:space="preserve"> 30 Betonplatten (50x50cm)</w:t>
+            </w:r>
+          </w:p>
+          <w:p>
+            <w:pPr>
+              <w:rPr>
+                <w:lang w:val="de-DE"/>
+              </w:rPr>
+            </w:pPr>
+            <w:r>
+              <w:rPr>
+                <w:lang w:val="de-DE"/>
+              </w:rPr>
+              <w:t xml:space="preserve"> </w:t>
+            </w:r>
+            <w:r>
+              <w:rPr>
+                <w:lang w:val="de-DE"/>
+              </w:rPr>
+              <w:t>20 R</w:t>
+            </w:r>
+            <w:r>
+              <w:rPr>
+                <w:lang w:val="de-DE"/>
+              </w:rPr>
+              <w:t>asenkantenstein</w:t>
+            </w:r>
+          </w:p>
+          <w:p>
+            <w:pPr>
+              <w:rPr>
+                <w:lang w:val="de-DE"/>
+              </w:rPr>
+            </w:pPr>
+            <w:r>
+              <w:rPr>
+                <w:lang w:val="de-DE"/>
+              </w:rPr>
+              <w:t xml:space="preserve"> 20Säcke Beton</w:t>
+            </w:r>
+          </w:p>
+          <w:p>
+            <w:pPr>
+              <w:rPr>
+                <w:lang w:val="de-DE"/>
+              </w:rPr>
+            </w:pPr>
+            <w:r>
+              <w:rPr>
+                <w:lang w:val="de-DE"/>
+              </w:rPr>
+              <w:t xml:space="preserve"> Fugensand</w:t>
+            </w:r>
+            <w:r>
+              <w:rPr>
+                <w:lang w:val="de-DE"/>
+              </w:rPr>
+              <w:t>,</w:t>
+            </w:r>
+            <w:r>
+              <w:rPr>
+                <w:lang w:val="de-DE"/>
+              </w:rPr>
+              <w:t xml:space="preserve"> Schotter</w:t>
+            </w:r>
+            <w:r>
+              <w:rPr>
+                <w:lang w:val="de-DE"/>
+              </w:rPr>
+              <w:t xml:space="preserve">, </w:t>
+            </w:r>
+            <w:r>
+              <w:rPr>
+                <w:lang w:val="de-DE"/>
+              </w:rPr>
+              <w:t>Splitt</w:t>
+            </w:r>
+            <w:r>
+              <w:rPr>
+                <w:lang w:val="de-DE"/>
+              </w:rPr>
+              <w:t xml:space="preserve">, </w:t>
+            </w:r>
+            <w:r>
+              <w:rPr>
+                <w:lang w:val="de-DE"/>
+              </w:rPr>
+              <w:t>Silikon</w:t>
+            </w:r>
+          </w:p>
         </w:tc>
         <w:tc>
           <w:tcPr>
@@ -742,6 +923,9 @@
           <w:p>
             <w:pPr>
               <w:jc w:val="center"/>
+              <w:rPr>
+                <w:lang w:val="de-DE"/>
+              </w:rPr>
             </w:pPr>
           </w:p>
         </w:tc>
@@ -759,6 +943,9 @@
           <w:p>
             <w:pPr>
               <w:jc w:val="right"/>
+              <w:rPr>
+                <w:lang w:val="de-DE"/>
+              </w:rPr>
             </w:pPr>
           </w:p>
         </w:tc>
@@ -776,6 +963,9 @@
           <w:p>
             <w:pPr>
               <w:jc w:val="right"/>
+              <w:rPr>
+                <w:lang w:val="de-DE"/>
+              </w:rPr>
             </w:pPr>
           </w:p>
         </w:tc>
@@ -799,7 +989,16 @@
           <w:p>
             <w:pPr>
               <w:jc w:val="right"/>
-            </w:pPr>
+              <w:rPr>
+                <w:lang w:val="de-DE"/>
+              </w:rPr>
+            </w:pPr>
+            <w:r>
+              <w:rPr>
+                <w:lang w:val="de-DE"/>
+              </w:rPr>
+              <w:t>2</w:t>
+            </w:r>
           </w:p>
         </w:tc>
         <w:tc>
@@ -815,8 +1014,121 @@
           </w:tcPr>
           <w:p>
             <w:pPr>
-              <w:jc w:val="right"/>
-            </w:pPr>
+              <w:rPr>
+                <w:lang w:val="de-DE"/>
+              </w:rPr>
+            </w:pPr>
+            <w:r>
+              <w:rPr>
+                <w:lang w:val="de-DE"/>
+              </w:rPr>
+              <w:t xml:space="preserve">Die Arbeiten umfassen:   </w:t>
+            </w:r>
+          </w:p>
+          <w:p>
+            <w:pPr>
+              <w:rPr>
+                <w:lang w:val="de-DE"/>
+              </w:rPr>
+            </w:pPr>
+            <w:r>
+              <w:rPr>
+                <w:lang w:val="de-DE"/>
+              </w:rPr>
+              <w:t>Fachgerechter Rückbau und Entfernung der alten Steine</w:t>
+            </w:r>
+            <w:r>
+              <w:rPr>
+                <w:lang w:val="de-DE"/>
+              </w:rPr>
+              <w:t xml:space="preserve">. </w:t>
+            </w:r>
+            <w:r>
+              <w:rPr>
+                <w:lang w:val="de-DE"/>
+              </w:rPr>
+              <w:t>Abtransport und Entsorgung des alten Materials</w:t>
+            </w:r>
+            <w:r>
+              <w:rPr>
+                <w:lang w:val="de-DE"/>
+              </w:rPr>
+              <w:t xml:space="preserve">. </w:t>
+            </w:r>
+            <w:r>
+              <w:rPr>
+                <w:lang w:val="de-DE"/>
+              </w:rPr>
+              <w:t>Lieferung und Transport der neuen Materialen zur Baustelle</w:t>
+            </w:r>
+            <w:r>
+              <w:rPr>
+                <w:lang w:val="de-DE"/>
+              </w:rPr>
+              <w:t>.</w:t>
+            </w:r>
+            <w:r>
+              <w:rPr>
+                <w:lang w:val="de-DE"/>
+              </w:rPr>
+              <w:t xml:space="preserve"> Vorbereitung des Unter</w:t>
+            </w:r>
+            <w:r>
+              <w:rPr>
+                <w:lang w:val="de-DE"/>
+              </w:rPr>
+              <w:t>g</w:t>
+            </w:r>
+            <w:r>
+              <w:rPr>
+                <w:lang w:val="de-DE"/>
+              </w:rPr>
+              <w:t>runde</w:t>
+            </w:r>
+            <w:r>
+              <w:rPr>
+                <w:lang w:val="de-DE"/>
+              </w:rPr>
+              <w:t>s, fachgerechte Montage und Verlegung der neuen Betonstufen, Betonplatten und Rasenkantensteine.</w:t>
+            </w:r>
+            <w:r>
+              <w:rPr>
+                <w:lang w:val="de-DE"/>
+              </w:rPr>
+              <w:t xml:space="preserve"> Verfugung mit Fugensand und Silikonarbeiten.</w:t>
+            </w:r>
+            <w:r>
+              <w:rPr>
+                <w:lang w:val="de-DE"/>
+              </w:rPr>
+              <w:t xml:space="preserve">         </w:t>
+            </w:r>
+          </w:p>
+          <w:p>
+            <w:pPr>
+              <w:rPr>
+                <w:lang w:val="de-DE"/>
+              </w:rPr>
+            </w:pPr>
+            <w:r>
+              <w:rPr>
+                <w:lang w:val="de-DE"/>
+              </w:rPr>
+              <w:t>Der Gesamtpreis einschließlich Material und Arbeitsleistung beträgt 3.000,00€ .</w:t>
+            </w:r>
+          </w:p>
+          <w:p>
+            <w:pPr>
+              <w:rPr>
+                <w:lang w:val="de-DE"/>
+              </w:rPr>
+            </w:pPr>
+            <w:r>
+              <w:rPr>
+                <w:lang w:val="de-DE"/>
+              </w:rPr>
+              <w:t xml:space="preserve">  </w:t>
+            </w:r>
           </w:p>
         </w:tc>
         <w:tc>
@@ -833,6 +1145,9 @@
           <w:p>
             <w:pPr>
               <w:jc w:val="right"/>
+              <w:rPr>
+                <w:lang w:val="de-DE"/>
+              </w:rPr>
             </w:pPr>
           </w:p>
         </w:tc>
@@ -881,7 +1196,7 @@
               <w:jc w:val="right"/>
             </w:pPr>
             <w:r>
-              <w:t xml:space="preserve">3,000.00 €</w:t>
+              <w:t>3,000.00 €</w:t>
             </w:r>
           </w:p>
         </w:tc>
@@ -987,7 +1302,7 @@
               <w:jc w:val="right"/>
             </w:pPr>
             <w:r>
-              <w:t xml:space="preserve">570.00 €</w:t>
+              <w:t>570.00 €</w:t>
             </w:r>
           </w:p>
         </w:tc>
@@ -1093,7 +1408,7 @@
               <w:jc w:val="right"/>
             </w:pPr>
             <w:r>
-              <w:t xml:space="preserve">3,570.00 €</w:t>
+              <w:t>3,570.00 €</w:t>
             </w:r>
           </w:p>
         </w:tc>
@@ -1103,25 +1418,16 @@
       <w:pPr>
         <w:rPr>
           <w:rFonts w:eastAsia="絡遺羹"/>
-          <w:lang w:val="ru-RU"/>
+          <w:lang w:val="de-DE"/>
         </w:rPr>
       </w:pPr>
       <w:bookmarkStart w:id="2" w:name="_MON_1625914054_Copy_1_Copy_1"/>
       <w:bookmarkEnd w:id="2"/>
-    </w:p>
-    <w:p>
-      <w:pPr>
-        <w:rPr>
-          <w:rFonts w:eastAsia="絡遺羹"/>
-          <w:lang w:val="de-DE"/>
-        </w:rPr>
-      </w:pPr>
       <w:r>
         <w:rPr>
           <w:rFonts w:eastAsia="絡遺羹"/>
           <w:lang w:val="de-DE"/>
         </w:rPr>
-        <w:lastRenderedPageBreak/>
         <w:t>Wir hoffen, dass unser Angebot bei Ihnen Anklang findet. Für weitere Fragen stehen wir Ihnen sehr gerne zur Verfügung.</w:t>
       </w:r>
       <w:r>
@@ -1131,14 +1437,6 @@
         </w:rPr>
         <w:br/>
       </w:r>
-    </w:p>
-    <w:p>
-      <w:pPr>
-        <w:rPr>
-          <w:rFonts w:eastAsia="絡遺羹"/>
-          <w:lang w:val="ru-RU"/>
-        </w:rPr>
-      </w:pPr>
       <w:r>
         <w:rPr>
           <w:rFonts w:eastAsia="絡遺羹"/>
@@ -1149,14 +1447,44 @@
         <w:rPr>
           <w:rFonts w:eastAsia="絡遺羹"/>
         </w:rPr>
-        <w:t xml:space="preserve">freundlichen Grüße </w:t>
+        <w:t xml:space="preserve"> </w:t>
+      </w:r>
+      <w:r>
+        <w:rPr>
+          <w:rFonts w:eastAsia="絡遺羹"/>
+        </w:rPr>
+        <w:t xml:space="preserve">freundlichen </w:t>
+      </w:r>
+      <w:r>
+        <w:rPr>
+          <w:rFonts w:eastAsia="絡遺羹"/>
+        </w:rPr>
+        <w:t xml:space="preserve"> </w:t>
+      </w:r>
+      <w:r>
+        <w:rPr>
+          <w:rFonts w:eastAsia="絡遺羹"/>
+        </w:rPr>
+        <w:t>Grüße</w:t>
+      </w:r>
+      <w:r>
+        <w:rPr>
+          <w:rFonts w:eastAsia="絡遺羹"/>
+        </w:rPr>
+        <w:t>n</w:t>
+      </w:r>
+      <w:r>
+        <w:rPr>
+          <w:rFonts w:eastAsia="絡遺羹"/>
+        </w:rPr>
+        <w:t xml:space="preserve"> </w:t>
       </w:r>
     </w:p>
     <w:p>
       <w:pPr>
         <w:rPr>
           <w:rFonts w:eastAsia="絡遺羹"/>
-          <w:lang w:val="ru-RU"/>
+          <w:lang w:val="de-DE"/>
         </w:rPr>
       </w:pPr>
       <w:r>
@@ -1233,13 +1561,9 @@
       </w:rPr>
     </w:pPr>
     <w:r>
-      <w:rPr>
-        <w:noProof/>
-      </w:rPr>
-    </w:r>
-    <w:r>
       <w:pict w14:anchorId="2F2CCD80">
-        <v:rect id="Shape4" o:spid="_x0000_s2051" style="width:453.5pt;height:1.5pt;visibility:visible;mso-wrap-style:square;mso-left-percent:-10001;mso-top-percent:-10001;mso-position-horizontal:absolute;mso-position-horizontal-relative:char;mso-position-vertical:absolute;mso-position-vertical-relative:line;mso-left-percent:-10001;mso-top-percent:-10001;v-text-anchor:top" o:gfxdata="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" fillcolor="#a0a0a0" stroked="f" strokeweight="0">
+        <v:rect id="Shape4" o:spid="_x0000_s2055" style="width:453.5pt;height:1.5pt;visibility:visible;mso-wrap-style:square;mso-left-percent:-10001;mso-top-percent:-10001;mso-position-horizontal:absolute;mso-position-horizontal-relative:char;mso-position-vertical:absolute;mso-position-vertical-relative:line;mso-left-percent:-10001;mso-top-percent:-10001;v-text-anchor:top" fillcolor="#a0a0a0" stroked="f" strokeweight="0">
+          <w10:wrap type="none"/>
           <w10:anchorlock/>
         </v:rect>
       </w:pict>
@@ -1439,16 +1763,7 @@
         <w:lang w:val="nl-NL"/>
       </w:rPr>
       <w:tab/>
-      <w:t xml:space="preserve">Steuer-Nr.27/103/00992                                                                                          </w:t>
-    </w:r>
-    <w:r>
-      <w:rPr>
-        <w:rFonts w:cs="Calibri"/>
-        <w:b/>
-        <w:sz w:val="16"/>
-        <w:lang w:val="nl-NL"/>
-      </w:rPr>
-      <w:t xml:space="preserve">                                                                                                                                                                                  </w:t>
+      <w:t xml:space="preserve">Steuer-Nr.27/103/00992                                                                                                                                                                                                                                                                            </w:t>
     </w:r>
   </w:p>
   <w:p>
@@ -1471,16 +1786,7 @@
         <w:sz w:val="16"/>
         <w:lang w:val="nl-NL"/>
       </w:rPr>
-      <w:t xml:space="preserve">                                                                             </w:t>
-    </w:r>
-    <w:r>
-      <w:rPr>
-        <w:rFonts w:cs="Calibri"/>
-        <w:b/>
-        <w:sz w:val="16"/>
-        <w:lang w:val="nl-NL"/>
-      </w:rPr>
-      <w:t xml:space="preserve">                                                                </w:t>
+      <w:t xml:space="preserve">                                                                                                                                             </w:t>
     </w:r>
     <w:r>
       <w:rPr>
@@ -1559,16 +1865,7 @@
         <w:lang w:val="nl-NL"/>
       </w:rPr>
       <w:tab/>
-      <w:t xml:space="preserve">Deutsche Bank          </w:t>
-    </w:r>
-    <w:r>
-      <w:rPr>
-        <w:rFonts w:cs="Calibri"/>
-        <w:b/>
-        <w:sz w:val="16"/>
-        <w:lang w:val="nl-NL"/>
-      </w:rPr>
-      <w:t xml:space="preserve">                                                                                                                                                                      </w:t>
+      <w:t xml:space="preserve">Deutsche Bank                                                                                                                                                                                </w:t>
     </w:r>
   </w:p>
   <w:p>
@@ -1610,16 +1907,7 @@
         <w:lang w:val="nl-NL"/>
       </w:rPr>
       <w:tab/>
-      <w:t xml:space="preserve">Name: Sargis Simonyan                                                                 </w:t>
-    </w:r>
-    <w:r>
-      <w:rPr>
-        <w:rFonts w:cs="Calibri"/>
-        <w:b/>
-        <w:sz w:val="16"/>
-        <w:lang w:val="nl-NL"/>
-      </w:rPr>
-      <w:t xml:space="preserve">                                                        </w:t>
+      <w:t xml:space="preserve">Name: Sargis Simonyan                                                                                                                         </w:t>
     </w:r>
   </w:p>
   <w:p>
@@ -1671,16 +1959,7 @@
         <w:lang w:val="nl-NL"/>
       </w:rPr>
       <w:tab/>
-      <w:t xml:space="preserve">IBAN:DE92 4407 0024 0214 6561 05                        </w:t>
-    </w:r>
-    <w:r>
-      <w:rPr>
-        <w:rFonts w:cs="Calibri"/>
-        <w:b/>
-        <w:sz w:val="16"/>
-        <w:lang w:val="nl-NL"/>
-      </w:rPr>
-      <w:t xml:space="preserve">            </w:t>
+      <w:t xml:space="preserve">IBAN:DE92 4407 0024 0214 6561 05                                    </w:t>
     </w:r>
     <w:r>
       <w:rPr>
@@ -1831,7 +2110,7 @@
         <w:noProof/>
       </w:rPr>
       <w:pict w14:anchorId="191BF3BE">
-        <v:rect id="Frame1" o:spid="_x0000_s2054" style="position:absolute;margin-left:-34.2pt;margin-top:294.05pt;width:17pt;height:18.15pt;z-index:-503316476;visibility:visible;mso-wrap-style:square;mso-wrap-distance-left:59.55pt;mso-wrap-distance-top:0;mso-wrap-distance-right:0;mso-wrap-distance-bottom:0;mso-position-horizontal:right;mso-position-horizontal-relative:page;mso-position-vertical:absolute;mso-position-vertical-relative:page;v-text-anchor:top" o:gfxdata="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" o:allowincell="f" filled="f" stroked="f" strokeweight="0">
+        <v:rect id="Frame1" o:spid="_x0000_s2054" style="position:absolute;margin-left:-102.6pt;margin-top:294.05pt;width:17pt;height:18.15pt;z-index:-503316476;visibility:visible;mso-wrap-style:square;mso-wrap-distance-left:59.55pt;mso-wrap-distance-top:0;mso-wrap-distance-right:0;mso-wrap-distance-bottom:0;mso-position-horizontal:right;mso-position-horizontal-relative:page;mso-position-vertical:absolute;mso-position-vertical-relative:page;v-text-anchor:top" o:gfxdata="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" o:allowincell="f" filled="f" stroked="f" strokeweight="0">
           <v:textbox inset="0,0,0,0">
             <w:txbxContent>
               <w:p>
@@ -1860,7 +2139,7 @@
         <w:noProof/>
       </w:rPr>
       <w:pict w14:anchorId="286B3AAB">
-        <v:rect id="Frame2" o:spid="_x0000_s2053" style="position:absolute;margin-left:-34.2pt;margin-top:408.85pt;width:17pt;height:18.15pt;z-index:-503316474;visibility:visible;mso-wrap-style:square;mso-wrap-distance-left:59.55pt;mso-wrap-distance-top:0;mso-wrap-distance-right:0;mso-wrap-distance-bottom:0;mso-position-horizontal:right;mso-position-horizontal-relative:page;mso-position-vertical:absolute;mso-position-vertical-relative:page;v-text-anchor:top" o:gfxdata="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" o:allowincell="f" filled="f" stroked="f" strokeweight="0">
+        <v:rect id="Frame2" o:spid="_x0000_s2053" style="position:absolute;margin-left:-102.6pt;margin-top:408.85pt;width:17pt;height:18.15pt;z-index:-503316474;visibility:visible;mso-wrap-style:square;mso-wrap-distance-left:59.55pt;mso-wrap-distance-top:0;mso-wrap-distance-right:0;mso-wrap-distance-bottom:0;mso-position-horizontal:right;mso-position-horizontal-relative:page;mso-position-vertical:absolute;mso-position-vertical-relative:page;v-text-anchor:top" o:gfxdata="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" o:allowincell="f" filled="f" stroked="f" strokeweight="0">
           <v:textbox inset="0,0,0,0">
             <w:txbxContent>
               <w:p>
